--- a/packages/padiem-ai-core/tests/fixtures/b66_e2e_corpus/f03-quotation.docx
+++ b/packages/padiem-ai-core/tests/fixtures/b66_e2e_corpus/f03-quotation.docx
@@ -14,12 +14,12 @@
     </w:p>
     <w:p>
       <w:r>
-        <w:t>공급자: 주식회사 테스트상사 | 사업자번호: 000-00-00000</w:t>
+        <w:t>공급자: 주식회사 테스트상사 / 사업자번호: 000-00-00000</w:t>
       </w:r>
     </w:p>
     <w:p>
       <w:r>
-        <w:t>주소: 광주광역시 테스트구 견적로 123 | 전화: 062-000-0000</w:t>
+        <w:t>주소: 광주광역시 테스트구 견적로 123 / 전화: 062-000-0000</w:t>
       </w:r>
     </w:p>
     <w:p>
@@ -141,7 +141,7 @@
     </w:tbl>
     <w:p>
       <w:r>
-        <w:t>공급가액: 170,400 | 부가세: 17,040</w:t>
+        <w:t>공급가액: 170,400 / 부가세: 17,040</w:t>
       </w:r>
     </w:p>
     <w:p>
